--- a/thesis/docx/chapter03_representation_and_models.docx
+++ b/thesis/docx/chapter03_representation_and_models.docx
@@ -1514,7 +1514,7 @@
               <w:jc w:val="right"/>
             </w:pPr>
             <w:r>
-              <w:t xml:space="preserve">0.9149</w:t>
+              <w:t xml:space="preserve">0.9153</w:t>
             </w:r>
           </w:p>
         </w:tc>
@@ -1615,7 +1615,58 @@
         <w:pStyle w:val="BodyText"/>
       </w:pPr>
       <w:r>
-        <w:t xml:space="preserve">The result splits cleanly by task, and saying so is the only honest way to report it.</w:t>
+        <w:t xml:space="preserve">The result splits cleanly by task, and saying so is the only honest way to report it. The</w:t>
+      </w:r>
+      <w:r>
+        <w:t xml:space="preserve"> </w:t>
+      </w:r>
+      <w:r>
+        <w:t xml:space="preserve">histogram-gradient-boosting figure is stated here with</w:t>
+      </w:r>
+      <w:r>
+        <w:t xml:space="preserve"> </w:t>
+      </w:r>
+      <w:r>
+        <w:rPr>
+          <w:rStyle w:val="VerbatimChar"/>
+        </w:rPr>
+        <w:t xml:space="preserve">class_weight="balanced"</w:t>
+      </w:r>
+      <w:r>
+        <w:t xml:space="preserve"> </w:t>
+      </w:r>
+      <w:r>
+        <w:t xml:space="preserve">set, matching the</w:t>
+      </w:r>
+      <w:r>
+        <w:t xml:space="preserve"> </w:t>
+      </w:r>
+      <w:r>
+        <w:t xml:space="preserve">forest’s own weighting and XGBoost’s</w:t>
+      </w:r>
+      <w:r>
+        <w:t xml:space="preserve"> </w:t>
+      </w:r>
+      <w:r>
+        <w:rPr>
+          <w:rStyle w:val="VerbatimChar"/>
+        </w:rPr>
+        <w:t xml:space="preserve">scale_pos_weight</w:t>
+      </w:r>
+      <w:r>
+        <w:t xml:space="preserve">; an earlier run of this comparison left it</w:t>
+      </w:r>
+      <w:r>
+        <w:t xml:space="preserve"> </w:t>
+      </w:r>
+      <w:r>
+        <w:t xml:space="preserve">unweighted, the only family competing without one, which read 0.9149 and is corrected in the current</w:t>
+      </w:r>
+      <w:r>
+        <w:t xml:space="preserve"> </w:t>
+      </w:r>
+      <w:r>
+        <w:t xml:space="preserve">artefact.</w:t>
       </w:r>
     </w:p>
     <w:p>
@@ -1636,7 +1687,7 @@
         <w:t xml:space="preserve"> </w:t>
       </w:r>
       <w:r>
-        <w:t xml:space="preserve">gradient boosting, 0.9148 against 0.9241.</w:t>
+        <w:t xml:space="preserve">gradient boosting, 0.9148 against 0.9247.</w:t>
       </w:r>
     </w:p>
     <w:p>
@@ -1980,7 +2031,7 @@
               <w:jc w:val="right"/>
             </w:pPr>
             <w:r>
-              <w:t xml:space="preserve">0.0002</w:t>
+              <w:t xml:space="preserve">0.00024</w:t>
             </w:r>
           </w:p>
         </w:tc>
@@ -2052,7 +2103,7 @@
               <w:jc w:val="right"/>
             </w:pPr>
             <w:r>
-              <w:t xml:space="preserve">0.0002</w:t>
+              <w:t xml:space="preserve">0.00024</w:t>
             </w:r>
           </w:p>
         </w:tc>
@@ -2180,7 +2231,7 @@
               <w:jc w:val="right"/>
             </w:pPr>
             <w:r>
-              <w:t xml:space="preserve">+0.0031</w:t>
+              <w:t xml:space="preserve">+0.0026</w:t>
             </w:r>
           </w:p>
         </w:tc>
@@ -2196,7 +2247,7 @@
                 <w:b/>
                 <w:bCs/>
               </w:rPr>
-              <w:t xml:space="preserve">-0.0051</w:t>
+              <w:t xml:space="preserve">-0.0054</w:t>
             </w:r>
           </w:p>
         </w:tc>
@@ -2332,7 +2383,7 @@
               <w:jc w:val="right"/>
             </w:pPr>
             <w:r>
-              <w:t xml:space="preserve">+0.0045</w:t>
+              <w:t xml:space="preserve">+0.0049</w:t>
             </w:r>
           </w:p>
         </w:tc>
@@ -2344,7 +2395,7 @@
               <w:jc w:val="right"/>
             </w:pPr>
             <w:r>
-              <w:t xml:space="preserve">+0.0063</w:t>
+              <w:t xml:space="preserve">+0.0059</w:t>
             </w:r>
           </w:p>
         </w:tc>

--- a/thesis/docx/chapter03_representation_and_models.docx
+++ b/thesis/docx/chapter03_representation_and_models.docx
@@ -85,7 +85,7 @@
         <w:t xml:space="preserve"> </w:t>
       </w:r>
       <w:r>
-        <w:t xml:space="preserve">of a folded ECFP-4 fingerprint [10], Morgan radius 2. Bit</w:t>
+        <w:t xml:space="preserve">of a folded ECFP-4 fingerprint [20], Morgan radius 2. Bit</w:t>
       </w:r>
       <w:r>
         <w:t xml:space="preserve"> </w:t>
@@ -1068,7 +1068,7 @@
         <w:t xml:space="preserve"> </w:t>
       </w:r>
       <w:r>
-        <w:t xml:space="preserve">[4] is fitted per endpoint, with hyperparameters read from the model metadata</w:t>
+        <w:t xml:space="preserve">[22] is fitted per endpoint, with hyperparameters read from the model metadata</w:t>
       </w:r>
       <w:r>
         <w:t xml:space="preserve"> </w:t>
@@ -1347,7 +1347,7 @@
         <w:t xml:space="preserve"> </w:t>
       </w:r>
       <w:r>
-        <w:t xml:space="preserve">and L2-regularised logistic regression. Three are ensembles: the random forest, XGBoost [20], and</w:t>
+        <w:t xml:space="preserve">and L2-regularised logistic regression. Three are ensembles: the random forest, XGBoost [23], and</w:t>
       </w:r>
       <w:r>
         <w:t xml:space="preserve"> </w:t>
